--- a/semester4/swe_d/SWED Exercise 2.docx
+++ b/semester4/swe_d/SWED Exercise 2.docx
@@ -4,6 +4,7 @@
   <w:body>
     <w:p>
       <w:pPr>
+        <w:pStyle w:val="Subtitle"/>
         <w:rPr>
           <w:lang w:val="de-DE"/>
         </w:rPr>
@@ -56,7 +57,7 @@
                     </pic:cNvPicPr>
                   </pic:nvPicPr>
                   <pic:blipFill>
-                    <a:blip r:embed="rId6">
+                    <a:blip r:embed="rId7">
                       <a:extLst>
                         <a:ext uri="{28A0092B-C50C-407E-A947-70E740481C1C}">
                           <a14:useLocalDpi xmlns:a14="http://schemas.microsoft.com/office/drawing/2010/main" val="0"/>
@@ -90,20 +91,485 @@
     </w:p>
     <w:p>
       <w:pPr>
-        <w:rPr>
-          <w:lang w:val="de-DE"/>
-        </w:rPr>
-      </w:pPr>
-    </w:p>
-    <w:p>
-      <w:pPr>
-        <w:rPr>
-          <w:lang w:val="de-DE"/>
-        </w:rPr>
-      </w:pPr>
+        <w:pStyle w:val="Subtitle"/>
+        <w:rPr>
+          <w:lang w:val="de-DE"/>
+        </w:rPr>
+      </w:pPr>
+      <w:r>
+        <w:rPr>
+          <w:lang w:val="de-DE"/>
+        </w:rPr>
+        <w:t>2.</w:t>
+      </w:r>
+    </w:p>
+    <w:p>
+      <w:pPr>
+        <w:rPr>
+          <w:lang w:val="de-DE"/>
+        </w:rPr>
+      </w:pPr>
+      <w:r>
+        <w:rPr>
+          <w:lang w:val="de-DE"/>
+        </w:rPr>
+        <w:t>P2P (Peer-to-Peer) Architecture is beeing used, which splits the workload between client and host servers.</w:t>
+      </w:r>
+    </w:p>
+    <w:p>
+      <w:pPr>
+        <w:rPr>
+          <w:lang w:val="de-DE"/>
+        </w:rPr>
+      </w:pPr>
+      <w:r>
+        <w:rPr>
+          <w:lang w:val="de-DE"/>
+        </w:rPr>
+        <w:t>Example: Local information like personal preferences, HUD and temporal inventory changes may be stored on the local machine of each user, while important, global data, like player currency amounts, in-game-market information, player position (partly), e.g. are stored on the game providers server.</w:t>
+      </w:r>
+    </w:p>
+    <w:p>
+      <w:pPr>
+        <w:rPr>
+          <w:lang w:val="de-DE"/>
+        </w:rPr>
+      </w:pPr>
+      <w:r>
+        <w:rPr>
+          <w:lang w:val="de-DE"/>
+        </w:rPr>
+        <w:t>A lot of information is also saved on both, with it beeing synchronized between Server and Client. A good example of this is player position in competetive shooter games. While the Server keeps track of every players movement, the precise position of every player changes a bit for every client, securing a stable enviroment for each player. Altough this makes movement more smooth, this may lead to errors in precision.</w:t>
+      </w:r>
+    </w:p>
+    <w:p>
+      <w:pPr>
+        <w:rPr>
+          <w:lang w:val="de-DE"/>
+        </w:rPr>
+      </w:pPr>
+      <w:r>
+        <w:rPr>
+          <w:lang w:val="de-DE"/>
+        </w:rPr>
+        <w:br w:type="page"/>
+      </w:r>
+    </w:p>
+    <w:p>
+      <w:pPr>
+        <w:pStyle w:val="Subtitle"/>
+        <w:rPr>
+          <w:lang w:val="de-DE"/>
+        </w:rPr>
+      </w:pPr>
+      <w:r>
+        <w:rPr>
+          <w:lang w:val="de-DE"/>
+        </w:rPr>
+        <w:lastRenderedPageBreak/>
+        <w:t xml:space="preserve">3. </w:t>
+      </w:r>
+    </w:p>
+    <w:p>
+      <w:pPr>
+        <w:rPr>
+          <w:lang w:val="de-DE"/>
+        </w:rPr>
+      </w:pPr>
+      <w:r>
+        <w:rPr>
+          <w:lang w:val="de-DE"/>
+        </w:rPr>
+        <w:t>Logical View:</w:t>
+      </w:r>
+    </w:p>
+    <w:p>
+      <w:pPr>
+        <w:jc w:val="left"/>
+        <w:rPr>
+          <w:lang w:val="de-DE"/>
+        </w:rPr>
+      </w:pPr>
+      <w:r>
+        <w:drawing>
+          <wp:inline distT="0" distB="0" distL="0" distR="0" wp14:anchorId="7642223C" wp14:editId="4883CB61">
+            <wp:extent cx="5760720" cy="3917950"/>
+            <wp:effectExtent l="0" t="0" r="0" b="6350"/>
+            <wp:docPr id="46912208" name="Picture 1"/>
+            <wp:cNvGraphicFramePr>
+              <a:graphicFrameLocks xmlns:a="http://schemas.openxmlformats.org/drawingml/2006/main" noChangeAspect="1"/>
+            </wp:cNvGraphicFramePr>
+            <a:graphic xmlns:a="http://schemas.openxmlformats.org/drawingml/2006/main">
+              <a:graphicData uri="http://schemas.openxmlformats.org/drawingml/2006/picture">
+                <pic:pic xmlns:pic="http://schemas.openxmlformats.org/drawingml/2006/picture">
+                  <pic:nvPicPr>
+                    <pic:cNvPr id="46912208" name=""/>
+                    <pic:cNvPicPr/>
+                  </pic:nvPicPr>
+                  <pic:blipFill>
+                    <a:blip r:embed="rId8"/>
+                    <a:stretch>
+                      <a:fillRect/>
+                    </a:stretch>
+                  </pic:blipFill>
+                  <pic:spPr>
+                    <a:xfrm>
+                      <a:off x="0" y="0"/>
+                      <a:ext cx="5760720" cy="3917950"/>
+                    </a:xfrm>
+                    <a:prstGeom prst="rect">
+                      <a:avLst/>
+                    </a:prstGeom>
+                  </pic:spPr>
+                </pic:pic>
+              </a:graphicData>
+            </a:graphic>
+          </wp:inline>
+        </w:drawing>
+      </w:r>
+    </w:p>
+    <w:p>
+      <w:pPr>
+        <w:jc w:val="left"/>
+        <w:rPr>
+          <w:lang w:val="de-DE"/>
+        </w:rPr>
+      </w:pPr>
+      <w:r>
+        <w:rPr>
+          <w:lang w:val="de-DE"/>
+        </w:rPr>
+        <w:t>Development View:</w:t>
+      </w:r>
+      <w:r>
+        <w:t xml:space="preserve"> </w:t>
+      </w:r>
+      <w:r>
+        <w:drawing>
+          <wp:inline distT="0" distB="0" distL="0" distR="0" wp14:anchorId="77AFE74C" wp14:editId="312A575A">
+            <wp:extent cx="4649387" cy="4055165"/>
+            <wp:effectExtent l="0" t="0" r="0" b="2540"/>
+            <wp:docPr id="734963612" name="Picture 1"/>
+            <wp:cNvGraphicFramePr>
+              <a:graphicFrameLocks xmlns:a="http://schemas.openxmlformats.org/drawingml/2006/main" noChangeAspect="1"/>
+            </wp:cNvGraphicFramePr>
+            <a:graphic xmlns:a="http://schemas.openxmlformats.org/drawingml/2006/main">
+              <a:graphicData uri="http://schemas.openxmlformats.org/drawingml/2006/picture">
+                <pic:pic xmlns:pic="http://schemas.openxmlformats.org/drawingml/2006/picture">
+                  <pic:nvPicPr>
+                    <pic:cNvPr id="734963612" name=""/>
+                    <pic:cNvPicPr/>
+                  </pic:nvPicPr>
+                  <pic:blipFill rotWithShape="1">
+                    <a:blip r:embed="rId9"/>
+                    <a:srcRect l="2603" t="2579" r="3188" b="4416"/>
+                    <a:stretch>
+                      <a:fillRect/>
+                    </a:stretch>
+                  </pic:blipFill>
+                  <pic:spPr bwMode="auto">
+                    <a:xfrm>
+                      <a:off x="0" y="0"/>
+                      <a:ext cx="4680695" cy="4082471"/>
+                    </a:xfrm>
+                    <a:prstGeom prst="rect">
+                      <a:avLst/>
+                    </a:prstGeom>
+                    <a:ln>
+                      <a:noFill/>
+                    </a:ln>
+                    <a:extLst>
+                      <a:ext uri="{53640926-AAD7-44D8-BBD7-CCE9431645EC}">
+                        <a14:shadowObscured xmlns:a14="http://schemas.microsoft.com/office/drawing/2010/main"/>
+                      </a:ext>
+                    </a:extLst>
+                  </pic:spPr>
+                </pic:pic>
+              </a:graphicData>
+            </a:graphic>
+          </wp:inline>
+        </w:drawing>
+      </w:r>
+    </w:p>
+    <w:p>
+      <w:pPr>
+        <w:rPr>
+          <w:lang w:val="de-DE"/>
+        </w:rPr>
+      </w:pPr>
+      <w:r>
+        <w:rPr>
+          <w:lang w:val="de-DE"/>
+        </w:rPr>
+        <w:lastRenderedPageBreak/>
+        <w:t>Proccess View:</w:t>
+      </w:r>
+    </w:p>
+    <w:p>
+      <w:pPr>
+        <w:rPr>
+          <w:lang w:val="de-DE"/>
+        </w:rPr>
+      </w:pPr>
+      <w:r>
+        <w:drawing>
+          <wp:inline distT="0" distB="0" distL="0" distR="0" wp14:anchorId="7A414D77" wp14:editId="2BC97C89">
+            <wp:extent cx="5760720" cy="4081145"/>
+            <wp:effectExtent l="0" t="0" r="0" b="0"/>
+            <wp:docPr id="1193839706" name="Picture 1"/>
+            <wp:cNvGraphicFramePr>
+              <a:graphicFrameLocks xmlns:a="http://schemas.openxmlformats.org/drawingml/2006/main" noChangeAspect="1"/>
+            </wp:cNvGraphicFramePr>
+            <a:graphic xmlns:a="http://schemas.openxmlformats.org/drawingml/2006/main">
+              <a:graphicData uri="http://schemas.openxmlformats.org/drawingml/2006/picture">
+                <pic:pic xmlns:pic="http://schemas.openxmlformats.org/drawingml/2006/picture">
+                  <pic:nvPicPr>
+                    <pic:cNvPr id="1193839706" name=""/>
+                    <pic:cNvPicPr/>
+                  </pic:nvPicPr>
+                  <pic:blipFill>
+                    <a:blip r:embed="rId10"/>
+                    <a:stretch>
+                      <a:fillRect/>
+                    </a:stretch>
+                  </pic:blipFill>
+                  <pic:spPr>
+                    <a:xfrm>
+                      <a:off x="0" y="0"/>
+                      <a:ext cx="5760720" cy="4081145"/>
+                    </a:xfrm>
+                    <a:prstGeom prst="rect">
+                      <a:avLst/>
+                    </a:prstGeom>
+                  </pic:spPr>
+                </pic:pic>
+              </a:graphicData>
+            </a:graphic>
+          </wp:inline>
+        </w:drawing>
+      </w:r>
+    </w:p>
+    <w:p>
+      <w:pPr>
+        <w:rPr>
+          <w:lang w:val="de-DE"/>
+        </w:rPr>
+      </w:pPr>
+      <w:r>
+        <w:rPr>
+          <w:lang w:val="de-DE"/>
+        </w:rPr>
+        <w:t>Physical View:</w:t>
+      </w:r>
+    </w:p>
+    <w:p>
+      <w:pPr>
+        <w:rPr>
+          <w:lang w:val="de-DE"/>
+        </w:rPr>
+      </w:pPr>
+      <w:r>
+        <w:drawing>
+          <wp:inline distT="0" distB="0" distL="0" distR="0" wp14:anchorId="3B7DA1E0" wp14:editId="446AD88D">
+            <wp:extent cx="5760720" cy="2450465"/>
+            <wp:effectExtent l="0" t="0" r="0" b="6985"/>
+            <wp:docPr id="1228083420" name="Picture 1"/>
+            <wp:cNvGraphicFramePr>
+              <a:graphicFrameLocks xmlns:a="http://schemas.openxmlformats.org/drawingml/2006/main" noChangeAspect="1"/>
+            </wp:cNvGraphicFramePr>
+            <a:graphic xmlns:a="http://schemas.openxmlformats.org/drawingml/2006/main">
+              <a:graphicData uri="http://schemas.openxmlformats.org/drawingml/2006/picture">
+                <pic:pic xmlns:pic="http://schemas.openxmlformats.org/drawingml/2006/picture">
+                  <pic:nvPicPr>
+                    <pic:cNvPr id="1228083420" name=""/>
+                    <pic:cNvPicPr/>
+                  </pic:nvPicPr>
+                  <pic:blipFill>
+                    <a:blip r:embed="rId11"/>
+                    <a:stretch>
+                      <a:fillRect/>
+                    </a:stretch>
+                  </pic:blipFill>
+                  <pic:spPr>
+                    <a:xfrm>
+                      <a:off x="0" y="0"/>
+                      <a:ext cx="5760720" cy="2450465"/>
+                    </a:xfrm>
+                    <a:prstGeom prst="rect">
+                      <a:avLst/>
+                    </a:prstGeom>
+                  </pic:spPr>
+                </pic:pic>
+              </a:graphicData>
+            </a:graphic>
+          </wp:inline>
+        </w:drawing>
+      </w:r>
+    </w:p>
+    <w:p>
+      <w:pPr>
+        <w:rPr>
+          <w:rFonts w:asciiTheme="minorHAnsi" w:eastAsiaTheme="majorEastAsia" w:hAnsiTheme="minorHAnsi" w:cstheme="majorBidi"/>
+          <w:color w:val="595959" w:themeColor="text1" w:themeTint="A6"/>
+          <w:spacing w:val="15"/>
+          <w:sz w:val="28"/>
+          <w:szCs w:val="28"/>
+          <w:lang w:val="de-DE"/>
+        </w:rPr>
+      </w:pPr>
+      <w:r>
+        <w:rPr>
+          <w:lang w:val="de-DE"/>
+        </w:rPr>
+        <w:br w:type="page"/>
+      </w:r>
+    </w:p>
+    <w:p>
+      <w:pPr>
+        <w:pStyle w:val="Subtitle"/>
+        <w:rPr>
+          <w:lang w:val="de-DE"/>
+        </w:rPr>
+      </w:pPr>
+      <w:r>
+        <w:rPr>
+          <w:lang w:val="de-DE"/>
+        </w:rPr>
+        <w:lastRenderedPageBreak/>
+        <w:t>4.</w:t>
+      </w:r>
+    </w:p>
+    <w:p>
+      <w:pPr>
+        <w:pStyle w:val="ListParagraph"/>
+        <w:numPr>
+          <w:ilvl w:val="0"/>
+          <w:numId w:val="1"/>
+        </w:numPr>
+      </w:pPr>
+      <w:r>
+        <w:t>A whistleblowing system on the internet.</w:t>
+      </w:r>
+    </w:p>
+    <w:p>
+      <w:pPr>
+        <w:pStyle w:val="ListParagraph"/>
+      </w:pPr>
+      <w:r>
+        <w:rPr>
+          <w:b/>
+          <w:bCs/>
+        </w:rPr>
+        <w:t>Data-Centric</w:t>
+      </w:r>
+      <w:r>
+        <w:rPr>
+          <w:b/>
+          <w:bCs/>
+        </w:rPr>
+        <w:t xml:space="preserve"> / Event-based</w:t>
+      </w:r>
+      <w:r>
+        <w:t xml:space="preserve"> -&gt; acts as an anonymous </w:t>
+      </w:r>
+      <w:r>
+        <w:rPr>
+          <w:i/>
+          <w:iCs/>
+        </w:rPr>
+        <w:t>Blackboard</w:t>
+      </w:r>
+      <w:r>
+        <w:rPr>
+          <w:i/>
+          <w:iCs/>
+        </w:rPr>
+        <w:t xml:space="preserve"> / Message Queue</w:t>
+      </w:r>
+    </w:p>
+    <w:p>
+      <w:pPr>
+        <w:pStyle w:val="ListParagraph"/>
+        <w:numPr>
+          <w:ilvl w:val="0"/>
+          <w:numId w:val="1"/>
+        </w:numPr>
+      </w:pPr>
+      <w:r>
+        <w:t>A video conferencing system</w:t>
+      </w:r>
+    </w:p>
+    <w:p>
+      <w:pPr>
+        <w:pStyle w:val="ListParagraph"/>
+      </w:pPr>
+      <w:r>
+        <w:rPr>
+          <w:b/>
+          <w:bCs/>
+        </w:rPr>
+        <w:t>Hierachical / Data-Centric / Service-oriented</w:t>
+      </w:r>
+      <w:r>
+        <w:t xml:space="preserve"> -&gt; Each client sends their own stream</w:t>
+      </w:r>
+      <w:r>
+        <w:t>, chat, files onto 1 Main server, which multicasts it to the other users.</w:t>
+      </w:r>
+    </w:p>
+    <w:p>
+      <w:pPr>
+        <w:pStyle w:val="ListParagraph"/>
+        <w:numPr>
+          <w:ilvl w:val="0"/>
+          <w:numId w:val="1"/>
+        </w:numPr>
+        <w:rPr>
+          <w:lang w:val="de-DE"/>
+        </w:rPr>
+      </w:pPr>
+      <w:r>
+        <w:t>A GPS tracker for cats</w:t>
+      </w:r>
+    </w:p>
+    <w:p>
+      <w:pPr>
+        <w:pStyle w:val="ListParagraph"/>
+        <w:rPr>
+          <w:lang w:val="de-DE"/>
+        </w:rPr>
+      </w:pPr>
+      <w:r>
+        <w:rPr>
+          <w:b/>
+          <w:bCs/>
+          <w:lang w:val="de-DE"/>
+        </w:rPr>
+        <w:t>Dataflow-centric / DistSys</w:t>
+      </w:r>
+      <w:r>
+        <w:rPr>
+          <w:lang w:val="de-DE"/>
+        </w:rPr>
+        <w:t xml:space="preserve"> </w:t>
+      </w:r>
+      <w:r>
+        <w:rPr>
+          <w:b/>
+          <w:bCs/>
+          <w:lang w:val="de-DE"/>
+        </w:rPr>
+        <w:t>/ Hierachical</w:t>
+      </w:r>
+      <w:r>
+        <w:rPr>
+          <w:lang w:val="de-DE"/>
+        </w:rPr>
+        <w:t>-&gt; each collar sends a GPS Signal to the registered App / Device</w:t>
+      </w:r>
     </w:p>
     <w:sectPr>
-      <w:headerReference w:type="default" r:id="rId7"/>
+      <w:headerReference w:type="default" r:id="rId12"/>
       <w:pgSz w:w="11906" w:h="16838"/>
       <w:pgMar w:top="1417" w:right="1417" w:bottom="1134" w:left="1417" w:header="709" w:footer="709" w:gutter="0"/>
       <w:cols w:space="708"/>
@@ -180,6 +646,100 @@
     </w:pPr>
   </w:p>
 </w:hdr>
+</file>
+
+<file path=word/numbering.xml><?xml version="1.0" encoding="utf-8"?>
+<w:numbering xmlns:wpc="http://schemas.microsoft.com/office/word/2010/wordprocessingCanvas" xmlns:cx="http://schemas.microsoft.com/office/drawing/2014/chartex" xmlns:cx1="http://schemas.microsoft.com/office/drawing/2015/9/8/chartex" xmlns:cx2="http://schemas.microsoft.com/office/drawing/2015/10/21/chartex" xmlns:cx3="http://schemas.microsoft.com/office/drawing/2016/5/9/chartex" xmlns:cx4="http://schemas.microsoft.com/office/drawing/2016/5/10/chartex" xmlns:cx5="http://schemas.microsoft.com/office/drawing/2016/5/11/chartex" xmlns:cx6="http://schemas.microsoft.com/office/drawing/2016/5/12/chartex" xmlns:cx7="http://schemas.microsoft.com/office/drawing/2016/5/13/chartex" xmlns:cx8="http://schemas.microsoft.com/office/drawing/2016/5/14/chartex" xmlns:mc="http://schemas.openxmlformats.org/markup-compatibility/2006" xmlns:aink="http://schemas.microsoft.com/office/drawing/2016/ink" xmlns:am3d="http://schemas.microsoft.com/office/drawing/2017/model3d" xmlns:o="urn:schemas-microsoft-com:office:office" xmlns:oel="http://schemas.microsoft.com/office/2019/extlst" xmlns:r="http://schemas.openxmlformats.org/officeDocument/2006/relationships" xmlns:m="http://schemas.openxmlformats.org/officeDocument/2006/math" xmlns:v="urn:schemas-microsoft-com:vml" xmlns:wp14="http://schemas.microsoft.com/office/word/2010/wordprocessingDrawing" xmlns:wp="http://schemas.openxmlformats.org/drawingml/2006/wordprocessingDrawing" xmlns:w10="urn:schemas-microsoft-com:office:word" xmlns:w="http://schemas.openxmlformats.org/wordprocessingml/2006/main" xmlns:w14="http://schemas.microsoft.com/office/word/2010/wordml" xmlns:w15="http://schemas.microsoft.com/office/word/2012/wordml" xmlns:w16cex="http://schemas.microsoft.com/office/word/2018/wordml/cex" xmlns:w16cid="http://schemas.microsoft.com/office/word/2016/wordml/cid" xmlns:w16="http://schemas.microsoft.com/office/word/2018/wordml" xmlns:w16du="http://schemas.microsoft.com/office/word/2023/wordml/word16du" xmlns:w16sdtdh="http://schemas.microsoft.com/office/word/2020/wordml/sdtdatahash" xmlns:w16sdtfl="http://schemas.microsoft.com/office/word/2024/wordml/sdtformatlock" xmlns:w16se="http://schemas.microsoft.com/office/word/2015/wordml/symex" xmlns:wpg="http://schemas.microsoft.com/office/word/2010/wordprocessingGroup" xmlns:wpi="http://schemas.microsoft.com/office/word/2010/wordprocessingInk" xmlns:wne="http://schemas.microsoft.com/office/word/2006/wordml" xmlns:wps="http://schemas.microsoft.com/office/word/2010/wordprocessingShape" mc:Ignorable="w14 w15 w16se w16cid w16 w16cex w16sdtdh w16sdtfl w16du wp14">
+  <w:abstractNum w:abstractNumId="0" w15:restartNumberingAfterBreak="0">
+    <w:nsid w:val="35025227"/>
+    <w:multiLevelType w:val="hybridMultilevel"/>
+    <w:tmpl w:val="D1A6491C"/>
+    <w:lvl w:ilvl="0" w:tplc="04070017">
+      <w:start w:val="1"/>
+      <w:numFmt w:val="lowerLetter"/>
+      <w:lvlText w:val="%1)"/>
+      <w:lvlJc w:val="left"/>
+      <w:pPr>
+        <w:ind w:left="720" w:hanging="360"/>
+      </w:pPr>
+    </w:lvl>
+    <w:lvl w:ilvl="1" w:tplc="04070019" w:tentative="1">
+      <w:start w:val="1"/>
+      <w:numFmt w:val="lowerLetter"/>
+      <w:lvlText w:val="%2."/>
+      <w:lvlJc w:val="left"/>
+      <w:pPr>
+        <w:ind w:left="1440" w:hanging="360"/>
+      </w:pPr>
+    </w:lvl>
+    <w:lvl w:ilvl="2" w:tplc="0407001B" w:tentative="1">
+      <w:start w:val="1"/>
+      <w:numFmt w:val="lowerRoman"/>
+      <w:lvlText w:val="%3."/>
+      <w:lvlJc w:val="right"/>
+      <w:pPr>
+        <w:ind w:left="2160" w:hanging="180"/>
+      </w:pPr>
+    </w:lvl>
+    <w:lvl w:ilvl="3" w:tplc="0407000F" w:tentative="1">
+      <w:start w:val="1"/>
+      <w:numFmt w:val="decimal"/>
+      <w:lvlText w:val="%4."/>
+      <w:lvlJc w:val="left"/>
+      <w:pPr>
+        <w:ind w:left="2880" w:hanging="360"/>
+      </w:pPr>
+    </w:lvl>
+    <w:lvl w:ilvl="4" w:tplc="04070019" w:tentative="1">
+      <w:start w:val="1"/>
+      <w:numFmt w:val="lowerLetter"/>
+      <w:lvlText w:val="%5."/>
+      <w:lvlJc w:val="left"/>
+      <w:pPr>
+        <w:ind w:left="3600" w:hanging="360"/>
+      </w:pPr>
+    </w:lvl>
+    <w:lvl w:ilvl="5" w:tplc="0407001B" w:tentative="1">
+      <w:start w:val="1"/>
+      <w:numFmt w:val="lowerRoman"/>
+      <w:lvlText w:val="%6."/>
+      <w:lvlJc w:val="right"/>
+      <w:pPr>
+        <w:ind w:left="4320" w:hanging="180"/>
+      </w:pPr>
+    </w:lvl>
+    <w:lvl w:ilvl="6" w:tplc="0407000F" w:tentative="1">
+      <w:start w:val="1"/>
+      <w:numFmt w:val="decimal"/>
+      <w:lvlText w:val="%7."/>
+      <w:lvlJc w:val="left"/>
+      <w:pPr>
+        <w:ind w:left="5040" w:hanging="360"/>
+      </w:pPr>
+    </w:lvl>
+    <w:lvl w:ilvl="7" w:tplc="04070019" w:tentative="1">
+      <w:start w:val="1"/>
+      <w:numFmt w:val="lowerLetter"/>
+      <w:lvlText w:val="%8."/>
+      <w:lvlJc w:val="left"/>
+      <w:pPr>
+        <w:ind w:left="5760" w:hanging="360"/>
+      </w:pPr>
+    </w:lvl>
+    <w:lvl w:ilvl="8" w:tplc="0407001B" w:tentative="1">
+      <w:start w:val="1"/>
+      <w:numFmt w:val="lowerRoman"/>
+      <w:lvlText w:val="%9."/>
+      <w:lvlJc w:val="right"/>
+      <w:pPr>
+        <w:ind w:left="6480" w:hanging="180"/>
+      </w:pPr>
+    </w:lvl>
+  </w:abstractNum>
+  <w:num w:numId="1" w16cid:durableId="475299449">
+    <w:abstractNumId w:val="0"/>
+  </w:num>
+</w:numbering>
 </file>
 
 <file path=word/styles.xml><?xml version="1.0" encoding="utf-8"?>
@@ -788,7 +1348,6 @@
   <w:style w:type="character" w:default="1" w:styleId="DefaultParagraphFont">
     <w:name w:val="Default Paragraph Font"/>
     <w:uiPriority w:val="1"/>
-    <w:semiHidden/>
     <w:unhideWhenUsed/>
   </w:style>
   <w:style w:type="table" w:default="1" w:styleId="TableNormal">
